--- a/20260917資料結構深碗.docx
+++ b/20260917資料結構深碗.docx
@@ -121,11 +121,6 @@
       </w:r>
     </w:p>
     <w:p>
-      <w:pPr>
-        <w:rPr>
-          <w:rFonts w:hint="eastAsia"/>
-        </w:rPr>
-      </w:pPr>
       <w:r>
         <w:drawing>
           <wp:inline distT="0" distB="0" distL="0" distR="0" wp14:anchorId="7B06FF6C" wp14:editId="504DEA6C">
@@ -144,6 +139,51 @@
                   </pic:nvPicPr>
                   <pic:blipFill>
                     <a:blip r:embed="rId7"/>
+                    <a:stretch>
+                      <a:fillRect/>
+                    </a:stretch>
+                  </pic:blipFill>
+                  <pic:spPr>
+                    <a:xfrm>
+                      <a:off x="0" y="0"/>
+                      <a:ext cx="5274310" cy="2966720"/>
+                    </a:xfrm>
+                    <a:prstGeom prst="rect">
+                      <a:avLst/>
+                    </a:prstGeom>
+                  </pic:spPr>
+                </pic:pic>
+              </a:graphicData>
+            </a:graphic>
+          </wp:inline>
+        </w:drawing>
+      </w:r>
+    </w:p>
+    <w:p>
+      <w:pPr>
+        <w:rPr>
+          <w:rFonts w:hint="eastAsia"/>
+        </w:rPr>
+      </w:pPr>
+      <w:r>
+        <w:lastRenderedPageBreak/>
+        <w:drawing>
+          <wp:inline distT="0" distB="0" distL="0" distR="0" wp14:anchorId="7DFDAB44" wp14:editId="10BF2A4A">
+            <wp:extent cx="5274310" cy="2966720"/>
+            <wp:effectExtent l="0" t="0" r="2540" b="5080"/>
+            <wp:docPr id="5" name="圖片 5"/>
+            <wp:cNvGraphicFramePr>
+              <a:graphicFrameLocks xmlns:a="http://schemas.openxmlformats.org/drawingml/2006/main" noChangeAspect="1"/>
+            </wp:cNvGraphicFramePr>
+            <a:graphic xmlns:a="http://schemas.openxmlformats.org/drawingml/2006/main">
+              <a:graphicData uri="http://schemas.openxmlformats.org/drawingml/2006/picture">
+                <pic:pic xmlns:pic="http://schemas.openxmlformats.org/drawingml/2006/picture">
+                  <pic:nvPicPr>
+                    <pic:cNvPr id="1" name=""/>
+                    <pic:cNvPicPr/>
+                  </pic:nvPicPr>
+                  <pic:blipFill>
+                    <a:blip r:embed="rId8"/>
                     <a:stretch>
                       <a:fillRect/>
                     </a:stretch>
